--- a/arb/docx/46.content.docx
+++ b/arb/docx/46.content.docx
@@ -9,6 +9,8 @@
       </w:pPr>
       <w:r>
         <w:rPr>
+          <w:rtl/>
+          <w:cs/>
           <w:lang w:val="ar_AE" w:bidi="ar_AE"/>
         </w:rPr>
       </w:r>
@@ -20,12 +22,16 @@
       </w:pPr>
       <w:r>
         <w:rPr>
+          <w:rtl/>
+          <w:cs/>
           <w:lang w:val="ar_AE" w:bidi="ar_AE"/>
         </w:rPr>
         <w:t>Resource: Aquifer Open Study Notes (Book Intro Summaries)</w:t>
       </w:r>
       <w:r>
         <w:rPr>
+          <w:rtl/>
+          <w:cs/>
           <w:lang w:val="ar_AE" w:bidi="ar_AE"/>
         </w:rPr>
       </w:r>
@@ -36,12 +42,16 @@
       </w:pPr>
       <w:r>
         <w:rPr>
+          <w:rtl/>
+          <w:cs/>
           <w:lang w:val="ar_AE" w:bidi="ar_AE"/>
         </w:rPr>
       </w:r>
       <w:r>
         <w:rPr>
           <w:b/>
+          <w:rtl/>
+          <w:cs/>
           <w:lang w:val="ar_AE" w:bidi="ar_AE"/>
         </w:rPr>
         <w:t>Aquifer Open Study Notes (Book Intro Summaries)</w:t>
@@ -53,35 +63,47 @@
       </w:pPr>
       <w:r>
         <w:rPr>
+          <w:rtl/>
+          <w:cs/>
           <w:lang w:val="ar_AE" w:bidi="ar_AE"/>
         </w:rPr>
       </w:r>
       <w:r>
         <w:rPr>
+          <w:rtl/>
+          <w:cs/>
           <w:lang w:val="ar_AE" w:bidi="ar_AE"/>
         </w:rPr>
         <w:t xml:space="preserve">This work is an adaptation of </w:t>
       </w:r>
       <w:r>
         <w:rPr>
+          <w:rtl/>
+          <w:cs/>
           <w:lang w:val="ar_AE" w:bidi="ar_AE"/>
         </w:rPr>
         <w:t>Tyndale Open Study Notes</w:t>
       </w:r>
       <w:r>
         <w:rPr>
+          <w:rtl/>
+          <w:cs/>
           <w:lang w:val="ar_AE" w:bidi="ar_AE"/>
         </w:rPr>
         <w:t xml:space="preserve"> © 2023 Tyndale House Publishers, licensed under the CC BY-SA 4.0 license. The adaptation, </w:t>
       </w:r>
       <w:r>
         <w:rPr>
+          <w:rtl/>
+          <w:cs/>
           <w:lang w:val="ar_AE" w:bidi="ar_AE"/>
         </w:rPr>
         <w:t>Aquifer Open Study Notes</w:t>
       </w:r>
       <w:r>
         <w:rPr>
+          <w:rtl/>
+          <w:cs/>
           <w:lang w:val="ar_AE" w:bidi="ar_AE"/>
         </w:rPr>
         <w:t>, was created by Mission Mutual and is also licensed under CC BY-SA 4.0.</w:t>
@@ -93,22 +115,30 @@
       </w:pPr>
       <w:r>
         <w:rPr>
+          <w:rtl/>
+          <w:cs/>
           <w:lang w:val="ar_AE" w:bidi="ar_AE"/>
         </w:rPr>
       </w:r>
       <w:r>
         <w:rPr>
+          <w:rtl/>
+          <w:cs/>
           <w:lang w:val="ar_AE" w:bidi="ar_AE"/>
         </w:rPr>
         <w:t>This resource has been adapted into multiple languages, including English, Tok Pisin, Arabic (عربي), French (Français), Hindi (हिंदी), Indonesian (Bahasa Indonesia), Portuguese (Português), Russian (Русский), Spanish (Español), Swahili (Kiswahili), and Simplified Chinese (简体中文).</w:t>
       </w:r>
       <w:r>
         <w:rPr>
+          <w:rtl/>
+          <w:cs/>
           <w:lang w:val="ar_AE" w:bidi="ar_AE"/>
         </w:rPr>
       </w:r>
       <w:r>
         <w:rPr>
+          <w:rtl/>
+          <w:cs/>
           <w:lang w:val="ar_AE" w:bidi="ar_AE"/>
         </w:rPr>
       </w:r>
@@ -120,6 +150,8 @@
       </w:pPr>
       <w:r>
         <w:rPr>
+          <w:rtl/>
+          <w:cs/>
           <w:lang w:val="ar_AE" w:bidi="ar_AE"/>
         </w:rPr>
         <w:t>Aquifer Open Study Notes (Book Intro Summaries)</w:t>
@@ -149,6 +181,8 @@
       </w:pPr>
       <w:r>
         <w:rPr>
+          <w:rtl/>
+          <w:cs/>
           <w:lang w:val="ar_AE" w:bidi="ar_AE"/>
         </w:rPr>
       </w:r>
@@ -160,12 +194,16 @@
       </w:pPr>
       <w:r>
         <w:rPr>
+          <w:rtl/>
+          <w:cs/>
           <w:lang w:val="ar_AE" w:bidi="ar_AE"/>
         </w:rPr>
         <w:t>1CO</w:t>
       </w:r>
       <w:r>
         <w:rPr>
+          <w:rtl/>
+          <w:cs/>
           <w:lang w:val="ar_AE" w:bidi="ar_AE"/>
         </w:rPr>
       </w:r>
@@ -176,22 +214,30 @@
       </w:pPr>
       <w:r>
         <w:rPr>
+          <w:rtl/>
+          <w:cs/>
           <w:lang w:val="ar_AE" w:bidi="ar_AE"/>
         </w:rPr>
       </w:r>
       <w:r>
         <w:rPr>
+          <w:rtl/>
+          <w:cs/>
           <w:lang w:val="ar_AE" w:bidi="ar_AE"/>
         </w:rPr>
         <w:t xml:space="preserve"> </w:t>
       </w:r>
       <w:r>
         <w:rPr>
+          <w:rtl/>
+          <w:cs/>
           <w:lang w:val="ar_AE" w:bidi="ar_AE"/>
         </w:rPr>
       </w:r>
       <w:r>
         <w:rPr>
+          <w:rtl/>
+          <w:cs/>
           <w:lang w:val="ar_AE" w:bidi="ar_AE"/>
         </w:rPr>
       </w:r>
@@ -217,6 +263,8 @@
       </w:pPr>
       <w:r>
         <w:rPr>
+          <w:rtl/>
+          <w:cs/>
           <w:lang w:val="ar_AE" w:bidi="ar_AE"/>
         </w:rPr>
       </w:r>
@@ -228,12 +276,16 @@
       </w:pPr>
       <w:r>
         <w:rPr>
+          <w:rtl/>
+          <w:cs/>
           <w:lang w:val="ar_AE" w:bidi="ar_AE"/>
         </w:rPr>
         <w:t>الرسالة الأولى إلى أهل كورنثوس</w:t>
       </w:r>
       <w:r>
         <w:rPr>
+          <w:rtl/>
+          <w:cs/>
           <w:lang w:val="ar_AE" w:bidi="ar_AE"/>
         </w:rPr>
       </w:r>
@@ -244,11 +296,15 @@
       </w:pPr>
       <w:r>
         <w:rPr>
+          <w:rtl/>
+          <w:cs/>
           <w:lang w:val="ar_AE" w:bidi="ar_AE"/>
         </w:rPr>
       </w:r>
       <w:r>
         <w:rPr>
+          <w:rtl/>
+          <w:cs/>
           <w:lang w:val="ar_AE" w:bidi="ar_AE"/>
         </w:rPr>
         <w:t>رسالة بولس الأولى إلى أهل كورنثوس</w:t>
@@ -261,6 +317,8 @@
       </w:pPr>
       <w:r>
         <w:rPr>
+          <w:rtl/>
+          <w:cs/>
           <w:lang w:val="ar_AE" w:bidi="ar_AE"/>
         </w:rPr>
         <w:t>الهدف</w:t>
@@ -272,11 +330,15 @@
       </w:pPr>
       <w:r>
         <w:rPr>
+          <w:rtl/>
+          <w:cs/>
           <w:lang w:val="ar_AE" w:bidi="ar_AE"/>
         </w:rPr>
       </w:r>
       <w:r>
         <w:rPr>
+          <w:rtl/>
+          <w:cs/>
           <w:lang w:val="ar_AE" w:bidi="ar_AE"/>
         </w:rPr>
         <w:t>توضيح بعض الأسئلة التي أثارتها كنيسة كورنثوس، ومعالجة سلسلة من المشكلات المحددة التي أثيرت في الكنيسة هناك</w:t>
@@ -289,6 +351,8 @@
       </w:pPr>
       <w:r>
         <w:rPr>
+          <w:rtl/>
+          <w:cs/>
           <w:lang w:val="ar_AE" w:bidi="ar_AE"/>
         </w:rPr>
         <w:t>الكاتب</w:t>
@@ -300,11 +364,15 @@
       </w:pPr>
       <w:r>
         <w:rPr>
+          <w:rtl/>
+          <w:cs/>
           <w:lang w:val="ar_AE" w:bidi="ar_AE"/>
         </w:rPr>
       </w:r>
       <w:r>
         <w:rPr>
+          <w:rtl/>
+          <w:cs/>
           <w:lang w:val="ar_AE" w:bidi="ar_AE"/>
         </w:rPr>
         <w:t>بولس</w:t>
@@ -317,6 +385,8 @@
       </w:pPr>
       <w:r>
         <w:rPr>
+          <w:rtl/>
+          <w:cs/>
           <w:lang w:val="ar_AE" w:bidi="ar_AE"/>
         </w:rPr>
         <w:t>الزمن</w:t>
@@ -328,11 +398,15 @@
       </w:pPr>
       <w:r>
         <w:rPr>
+          <w:rtl/>
+          <w:cs/>
           <w:lang w:val="ar_AE" w:bidi="ar_AE"/>
         </w:rPr>
       </w:r>
       <w:r>
         <w:rPr>
+          <w:rtl/>
+          <w:cs/>
           <w:lang w:val="ar_AE" w:bidi="ar_AE"/>
         </w:rPr>
         <w:t>53–56 بعد الميلاد</w:t>
@@ -345,6 +419,8 @@
       </w:pPr>
       <w:r>
         <w:rPr>
+          <w:rtl/>
+          <w:cs/>
           <w:lang w:val="ar_AE" w:bidi="ar_AE"/>
         </w:rPr>
         <w:t>السياق</w:t>
@@ -356,11 +432,15 @@
       </w:pPr>
       <w:r>
         <w:rPr>
+          <w:rtl/>
+          <w:cs/>
           <w:lang w:val="ar_AE" w:bidi="ar_AE"/>
         </w:rPr>
       </w:r>
       <w:r>
         <w:rPr>
+          <w:rtl/>
+          <w:cs/>
           <w:lang w:val="ar_AE" w:bidi="ar_AE"/>
         </w:rPr>
         <w:t xml:space="preserve">كتبها بولس الرسول من أفسس أثناء رحلته التبشيرية الثالثة، ردًا على التقارير والأسئلة التي تلقاها من كنيسة كورنثوس (انظر </w:t>
@@ -368,6 +448,8 @@
       <w:hyperlink r:id="rId13">
         <w:r>
           <w:rPr>
+            <w:rtl/>
+            <w:cs/>
             <w:lang w:val="ar_AE" w:bidi="ar_AE"/>
           </w:rPr>
           <w:rPr>
@@ -379,6 +461,8 @@
       </w:hyperlink>
       <w:r>
         <w:rPr>
+          <w:rtl/>
+          <w:cs/>
           <w:lang w:val="ar_AE" w:bidi="ar_AE"/>
         </w:rPr>
         <w:t xml:space="preserve">؛ </w:t>
@@ -386,6 +470,8 @@
       <w:hyperlink r:id="rId14">
         <w:r>
           <w:rPr>
+            <w:rtl/>
+            <w:cs/>
             <w:lang w:val="ar_AE" w:bidi="ar_AE"/>
           </w:rPr>
           <w:rPr>
@@ -397,6 +483,8 @@
       </w:hyperlink>
       <w:r>
         <w:rPr>
+          <w:rtl/>
+          <w:cs/>
           <w:lang w:val="ar_AE" w:bidi="ar_AE"/>
         </w:rPr>
         <w:t xml:space="preserve">؛ </w:t>
@@ -404,6 +492,8 @@
       <w:hyperlink r:id="rId15">
         <w:r>
           <w:rPr>
+            <w:rtl/>
+            <w:cs/>
             <w:lang w:val="ar_AE" w:bidi="ar_AE"/>
           </w:rPr>
           <w:rPr>
@@ -415,6 +505,8 @@
       </w:hyperlink>
       <w:r>
         <w:rPr>
+          <w:rtl/>
+          <w:cs/>
           <w:lang w:val="ar_AE" w:bidi="ar_AE"/>
         </w:rPr>
         <w:t xml:space="preserve">؛ </w:t>
@@ -422,6 +514,8 @@
       <w:hyperlink r:id="rId16">
         <w:r>
           <w:rPr>
+            <w:rtl/>
+            <w:cs/>
             <w:lang w:val="ar_AE" w:bidi="ar_AE"/>
           </w:rPr>
           <w:rPr>
@@ -433,6 +527,8 @@
       </w:hyperlink>
       <w:r>
         <w:rPr>
+          <w:rtl/>
+          <w:cs/>
           <w:lang w:val="ar_AE" w:bidi="ar_AE"/>
         </w:rPr>
         <w:t xml:space="preserve">؛ </w:t>
@@ -440,6 +536,8 @@
       <w:hyperlink r:id="rId17">
         <w:r>
           <w:rPr>
+            <w:rtl/>
+            <w:cs/>
             <w:lang w:val="ar_AE" w:bidi="ar_AE"/>
           </w:rPr>
           <w:rPr>
@@ -451,6 +549,8 @@
       </w:hyperlink>
       <w:r>
         <w:rPr>
+          <w:rtl/>
+          <w:cs/>
           <w:lang w:val="ar_AE" w:bidi="ar_AE"/>
         </w:rPr>
         <w:t xml:space="preserve">؛ </w:t>
@@ -458,6 +558,8 @@
       <w:hyperlink r:id="rId18">
         <w:r>
           <w:rPr>
+            <w:rtl/>
+            <w:cs/>
             <w:lang w:val="ar_AE" w:bidi="ar_AE"/>
           </w:rPr>
           <w:rPr>
@@ -469,17 +571,23 @@
       </w:hyperlink>
       <w:r>
         <w:rPr>
+          <w:rtl/>
+          <w:cs/>
           <w:lang w:val="ar_AE" w:bidi="ar_AE"/>
         </w:rPr>
         <w:t>)</w:t>
       </w:r>
       <w:r>
         <w:rPr>
+          <w:rtl/>
+          <w:cs/>
           <w:lang w:val="ar_AE" w:bidi="ar_AE"/>
         </w:rPr>
       </w:r>
       <w:r>
         <w:rPr>
+          <w:rtl/>
+          <w:cs/>
           <w:lang w:val="ar_AE" w:bidi="ar_AE"/>
         </w:rPr>
       </w:r>

--- a/arb/docx/46.content.docx
+++ b/arb/docx/46.content.docx
@@ -445,20 +445,14 @@
         </w:rPr>
         <w:t xml:space="preserve">كتبها بولس الرسول من أفسس أثناء رحلته التبشيرية الثالثة، ردًا على التقارير والأسئلة التي تلقاها من كنيسة كورنثوس (انظر </w:t>
       </w:r>
-      <w:hyperlink r:id="rId13">
-        <w:r>
-          <w:rPr>
-            <w:rtl/>
-            <w:cs/>
-            <w:lang w:val="ar_AE" w:bidi="ar_AE"/>
-          </w:rPr>
-          <w:rPr>
-            <w:color w:val="0000EE"/>
-            <w:u w:val="single"/>
-          </w:rPr>
-          <w:t>1 كورنثوس 1: 11</w:t>
-        </w:r>
-      </w:hyperlink>
+      <w:r>
+        <w:rPr>
+          <w:rtl/>
+          <w:cs/>
+          <w:lang w:val="ar_AE" w:bidi="ar_AE"/>
+        </w:rPr>
+        <w:t>1 كورنثوس 1: 11</w:t>
+      </w:r>
       <w:r>
         <w:rPr>
           <w:rtl/>
@@ -467,20 +461,14 @@
         </w:rPr>
         <w:t xml:space="preserve">؛ </w:t>
       </w:r>
-      <w:hyperlink r:id="rId14">
-        <w:r>
-          <w:rPr>
-            <w:rtl/>
-            <w:cs/>
-            <w:lang w:val="ar_AE" w:bidi="ar_AE"/>
-          </w:rPr>
-          <w:rPr>
-            <w:color w:val="0000EE"/>
-            <w:u w:val="single"/>
-          </w:rPr>
-          <w:t>5: 1</w:t>
-        </w:r>
-      </w:hyperlink>
+      <w:r>
+        <w:rPr>
+          <w:rtl/>
+          <w:cs/>
+          <w:lang w:val="ar_AE" w:bidi="ar_AE"/>
+        </w:rPr>
+        <w:t>5: 1</w:t>
+      </w:r>
       <w:r>
         <w:rPr>
           <w:rtl/>
@@ -489,20 +477,14 @@
         </w:rPr>
         <w:t xml:space="preserve">؛ </w:t>
       </w:r>
-      <w:hyperlink r:id="rId15">
-        <w:r>
-          <w:rPr>
-            <w:rtl/>
-            <w:cs/>
-            <w:lang w:val="ar_AE" w:bidi="ar_AE"/>
-          </w:rPr>
-          <w:rPr>
-            <w:color w:val="0000EE"/>
-            <w:u w:val="single"/>
-          </w:rPr>
-          <w:t>۷: ۱</w:t>
-        </w:r>
-      </w:hyperlink>
+      <w:r>
+        <w:rPr>
+          <w:rtl/>
+          <w:cs/>
+          <w:lang w:val="ar_AE" w:bidi="ar_AE"/>
+        </w:rPr>
+        <w:t>۷: ۱</w:t>
+      </w:r>
       <w:r>
         <w:rPr>
           <w:rtl/>
@@ -511,20 +493,14 @@
         </w:rPr>
         <w:t xml:space="preserve">؛ </w:t>
       </w:r>
-      <w:hyperlink r:id="rId16">
-        <w:r>
-          <w:rPr>
-            <w:rtl/>
-            <w:cs/>
-            <w:lang w:val="ar_AE" w:bidi="ar_AE"/>
-          </w:rPr>
-          <w:rPr>
-            <w:color w:val="0000EE"/>
-            <w:u w:val="single"/>
-          </w:rPr>
-          <w:t>8: 1</w:t>
-        </w:r>
-      </w:hyperlink>
+      <w:r>
+        <w:rPr>
+          <w:rtl/>
+          <w:cs/>
+          <w:lang w:val="ar_AE" w:bidi="ar_AE"/>
+        </w:rPr>
+        <w:t>8: 1</w:t>
+      </w:r>
       <w:r>
         <w:rPr>
           <w:rtl/>
@@ -533,20 +509,14 @@
         </w:rPr>
         <w:t xml:space="preserve">؛ </w:t>
       </w:r>
-      <w:hyperlink r:id="rId17">
-        <w:r>
-          <w:rPr>
-            <w:rtl/>
-            <w:cs/>
-            <w:lang w:val="ar_AE" w:bidi="ar_AE"/>
-          </w:rPr>
-          <w:rPr>
-            <w:color w:val="0000EE"/>
-            <w:u w:val="single"/>
-          </w:rPr>
-          <w:t>12: 1</w:t>
-        </w:r>
-      </w:hyperlink>
+      <w:r>
+        <w:rPr>
+          <w:rtl/>
+          <w:cs/>
+          <w:lang w:val="ar_AE" w:bidi="ar_AE"/>
+        </w:rPr>
+        <w:t>12: 1</w:t>
+      </w:r>
       <w:r>
         <w:rPr>
           <w:rtl/>
@@ -555,20 +525,14 @@
         </w:rPr>
         <w:t xml:space="preserve">؛ </w:t>
       </w:r>
-      <w:hyperlink r:id="rId18">
-        <w:r>
-          <w:rPr>
-            <w:rtl/>
-            <w:cs/>
-            <w:lang w:val="ar_AE" w:bidi="ar_AE"/>
-          </w:rPr>
-          <w:rPr>
-            <w:color w:val="0000EE"/>
-            <w:u w:val="single"/>
-          </w:rPr>
-          <w:t>16: 1</w:t>
-        </w:r>
-      </w:hyperlink>
+      <w:r>
+        <w:rPr>
+          <w:rtl/>
+          <w:cs/>
+          <w:lang w:val="ar_AE" w:bidi="ar_AE"/>
+        </w:rPr>
+        <w:t>16: 1</w:t>
+      </w:r>
       <w:r>
         <w:rPr>
           <w:rtl/>
